--- a/public/docs/So_tay_thi_sinh_AI-for-Impact-2026_V4.docx
+++ b/public/docs/So_tay_thi_sinh_AI-for-Impact-2026_V4.docx
@@ -943,7 +943,16 @@
                 <w:sz w:val="24"/>
                 <w:szCs w:val="24"/>
               </w:rPr>
-              <w:t>Vòng Kỹ thuật (17/10)</w:t>
+              <w:t>Vòng trình bày ý tưởng</w:t>
+            </w:r>
+            <w:r>
+              <w:rPr>
+                <w:b/>
+                <w:bCs/>
+                <w:sz w:val="24"/>
+                <w:szCs w:val="24"/>
+              </w:rPr>
+              <w:t xml:space="preserve"> (17/10)</w:t>
             </w:r>
           </w:p>
         </w:tc>
@@ -1030,7 +1039,7 @@
                 <w:sz w:val="24"/>
                 <w:szCs w:val="24"/>
               </w:rPr>
-              <w:t>Chung cho mọi đội: Agent hỗ trợ sinh viên tra quy chế và xử lý ticket.</w:t>
+              <w:t xml:space="preserve">Mỗi đội sẽ trình bày ý tưởng triển khai sản phẩn AI Agent </w:t>
             </w:r>
           </w:p>
         </w:tc>
@@ -1080,6 +1089,7 @@
                 <w:sz w:val="24"/>
                 <w:szCs w:val="24"/>
               </w:rPr>
+              <w:lastRenderedPageBreak/>
               <w:t>Điểm xuất phát</w:t>
             </w:r>
           </w:p>
@@ -1104,7 +1114,7 @@
                 <w:sz w:val="24"/>
                 <w:szCs w:val="24"/>
               </w:rPr>
-              <w:t>Một repository chạy được nhưng còn ít nhất 6 lỗi.</w:t>
+              <w:t>Slides + demo (nếu có) để BGK hiểu được mục tiêu của sản phẩm sẽ giải quyết bài toán gì</w:t>
             </w:r>
           </w:p>
         </w:tc>
@@ -1168,7 +1178,6 @@
                 <w:sz w:val="24"/>
                 <w:szCs w:val="24"/>
               </w:rPr>
-              <w:lastRenderedPageBreak/>
               <w:t>Việc em làm</w:t>
             </w:r>
           </w:p>
@@ -1193,7 +1202,14 @@
                 <w:sz w:val="24"/>
                 <w:szCs w:val="24"/>
               </w:rPr>
-              <w:t>Tìm lỗi, sửa lớp điều khiển quanh Agent, chứng minh bằng số liệu.</w:t>
+              <w:t>Trình bày bài toán mà nhóm sẽ giải quyết thông qua AI Agent</w:t>
+            </w:r>
+            <w:r>
+              <w:rPr>
+                <w:sz w:val="24"/>
+                <w:szCs w:val="24"/>
+              </w:rPr>
+              <w:t>.</w:t>
             </w:r>
           </w:p>
         </w:tc>
@@ -1267,7 +1283,14 @@
                 <w:sz w:val="24"/>
                 <w:szCs w:val="24"/>
               </w:rPr>
-              <w:t>01 repository đã sửa + 10 ca kiểm thử + báo cáo 06 chỉ số trước/sau.</w:t>
+              <w:t>Slide + demo</w:t>
+            </w:r>
+            <w:r>
+              <w:rPr>
+                <w:sz w:val="24"/>
+                <w:szCs w:val="24"/>
+              </w:rPr>
+              <w:t>.</w:t>
             </w:r>
           </w:p>
         </w:tc>
@@ -1341,7 +1364,7 @@
                 <w:sz w:val="24"/>
                 <w:szCs w:val="24"/>
               </w:rPr>
-              <w:t>70% máy chấm tự động, 30% hội đồng phỏng vấn kỹ thuật.</w:t>
+              <w:t xml:space="preserve">BGK chấm online qua meet </w:t>
             </w:r>
           </w:p>
         </w:tc>
@@ -1445,19 +1468,6 @@
         </w:tc>
       </w:tr>
     </w:tbl>
-    <w:p>
-      <w:pPr>
-        <w:spacing w:before="100" w:after="100" w:line="276" w:lineRule="auto"/>
-        <w:jc w:val="both"/>
-      </w:pPr>
-      <w:r>
-        <w:rPr>
-          <w:i/>
-          <w:iCs/>
-        </w:rPr>
-        <w:t>Vòng Kỹ thuật tồn tại vì một lý do rất thực tế: nếu chưa từng chữa một Agent hỏng, em sẽ không biết Agent của mình hỏng ở đâu khi tự xây.</w:t>
-      </w:r>
-    </w:p>
     <w:p>
       <w:pPr>
         <w:spacing w:before="200" w:after="100" w:line="276" w:lineRule="auto"/>
@@ -2946,7 +2956,7 @@
           <w:b/>
           <w:bCs/>
         </w:rPr>
-        <w:t>/09): 60</w:t>
+        <w:t>/09): 240</w:t>
       </w:r>
       <w:r>
         <w:rPr>
@@ -3062,7 +3072,14 @@
           <w:b/>
           <w:bCs/>
         </w:rPr>
-        <w:t>Chặng 4 (thứ Bảy 17/10): Vòng Kỹ thuật, một ngày chữa Agent</w:t>
+        <w:t xml:space="preserve">Chặng 4 (thứ Bảy 17/10): </w:t>
+      </w:r>
+      <w:r>
+        <w:rPr>
+          <w:b/>
+          <w:bCs/>
+        </w:rPr>
+        <w:t>Vòng trình bày ý tưởng</w:t>
       </w:r>
     </w:p>
     <w:p>
@@ -3070,9 +3087,6 @@
         <w:spacing w:after="100" w:line="276" w:lineRule="auto"/>
         <w:jc w:val="both"/>
       </w:pPr>
-      <w:r>
-        <w:t>Sáng hôm đó đội Đi Cùng nhận một repository. Bên trong là một Agent hỗ trợ sinh viên đã chạy được, nhưng còn hỏng. Đây là những gì đội thực sự làm, theo giờ:</w:t>
-      </w:r>
     </w:p>
     <w:tbl>
       <w:tblPr>
@@ -3209,6 +3223,13 @@
               </w:rPr>
               <w:t>08h</w:t>
             </w:r>
+            <w:r>
+              <w:rPr>
+                <w:sz w:val="24"/>
+                <w:szCs w:val="24"/>
+              </w:rPr>
+              <w:t>-11h</w:t>
+            </w:r>
           </w:p>
         </w:tc>
         <w:tc>
@@ -3231,8 +3252,10 @@
                 <w:sz w:val="24"/>
                 <w:szCs w:val="24"/>
               </w:rPr>
-              <w:t>Chạy bộ kiểm thử công khai, chụp lại màn hình điểm số.</w:t>
-            </w:r>
+              <w:t>Mỗi đội sẽ có 15p trình bày cho BGK về ý tưởng, mục tiêu và giải pháp của AI Agent</w:t>
+            </w:r>
+            <w:bookmarkStart w:id="0" w:name="_GoBack"/>
+            <w:bookmarkEnd w:id="0"/>
           </w:p>
         </w:tc>
         <w:tc>
@@ -3255,814 +3278,7 @@
                 <w:sz w:val="24"/>
                 <w:szCs w:val="24"/>
               </w:rPr>
-              <w:t>Điểm baseline 42,50/100. Chỉ 1 trên 6 ca đạt điểm tuyệt đối.</w:t>
-            </w:r>
-          </w:p>
-        </w:tc>
-      </w:tr>
-      <w:tr>
-        <w:tc>
-          <w:tcPr>
-            <w:tcW w:w="900" w:type="dxa"/>
-            <w:tcMar>
-              <w:top w:w="60" w:type="dxa"/>
-              <w:left w:w="100" w:type="dxa"/>
-              <w:bottom w:w="60" w:type="dxa"/>
-              <w:right w:w="100" w:type="dxa"/>
-            </w:tcMar>
-            <w:vAlign w:val="center"/>
-          </w:tcPr>
-          <w:p>
-            <w:pPr>
-              <w:spacing w:before="40" w:after="40" w:line="260" w:lineRule="auto"/>
-              <w:jc w:val="center"/>
-            </w:pPr>
-            <w:r>
-              <w:rPr>
-                <w:sz w:val="24"/>
-                <w:szCs w:val="24"/>
-              </w:rPr>
-              <w:t>08h10</w:t>
-            </w:r>
-          </w:p>
-        </w:tc>
-        <w:tc>
-          <w:tcPr>
-            <w:tcW w:w="4200" w:type="dxa"/>
-            <w:tcMar>
-              <w:top w:w="60" w:type="dxa"/>
-              <w:left w:w="100" w:type="dxa"/>
-              <w:bottom w:w="60" w:type="dxa"/>
-              <w:right w:w="100" w:type="dxa"/>
-            </w:tcMar>
-            <w:vAlign w:val="center"/>
-          </w:tcPr>
-          <w:p>
-            <w:pPr>
-              <w:spacing w:before="40" w:after="40" w:line="260" w:lineRule="auto"/>
-            </w:pPr>
-            <w:r>
-              <w:rPr>
-                <w:sz w:val="24"/>
-                <w:szCs w:val="24"/>
-              </w:rPr>
-              <w:t>Đọc báo cáo lỗi từng ca, liệt kê ra giấy các lỗi thấy được.</w:t>
-            </w:r>
-          </w:p>
-        </w:tc>
-        <w:tc>
-          <w:tcPr>
-            <w:tcW w:w="4254" w:type="dxa"/>
-            <w:tcMar>
-              <w:top w:w="60" w:type="dxa"/>
-              <w:left w:w="100" w:type="dxa"/>
-              <w:bottom w:w="60" w:type="dxa"/>
-              <w:right w:w="100" w:type="dxa"/>
-            </w:tcMar>
-            <w:vAlign w:val="center"/>
-          </w:tcPr>
-          <w:p>
-            <w:pPr>
-              <w:spacing w:before="40" w:after="40" w:line="260" w:lineRule="auto"/>
-            </w:pPr>
-            <w:r>
-              <w:rPr>
-                <w:sz w:val="24"/>
-                <w:szCs w:val="24"/>
-              </w:rPr>
-              <w:t>Danh sách 6 lỗi: đóng ticket khi chưa xác nhận, dùng quy định hết hạn, làm theo chỉ dẫn độc hại trong tài liệu, báo thành công khi API lỗi, không dẫn nguồn, cho xem dữ liệu người khác.</w:t>
-            </w:r>
-          </w:p>
-        </w:tc>
-      </w:tr>
-      <w:tr>
-        <w:tc>
-          <w:tcPr>
-            <w:tcW w:w="900" w:type="dxa"/>
-            <w:tcMar>
-              <w:top w:w="60" w:type="dxa"/>
-              <w:left w:w="100" w:type="dxa"/>
-              <w:bottom w:w="60" w:type="dxa"/>
-              <w:right w:w="100" w:type="dxa"/>
-            </w:tcMar>
-            <w:vAlign w:val="center"/>
-          </w:tcPr>
-          <w:p>
-            <w:pPr>
-              <w:spacing w:before="40" w:after="40" w:line="260" w:lineRule="auto"/>
-              <w:jc w:val="center"/>
-            </w:pPr>
-            <w:r>
-              <w:rPr>
-                <w:sz w:val="24"/>
-                <w:szCs w:val="24"/>
-              </w:rPr>
-              <w:t>08h20</w:t>
-            </w:r>
-          </w:p>
-        </w:tc>
-        <w:tc>
-          <w:tcPr>
-            <w:tcW w:w="4200" w:type="dxa"/>
-            <w:tcMar>
-              <w:top w:w="60" w:type="dxa"/>
-              <w:left w:w="100" w:type="dxa"/>
-              <w:bottom w:w="60" w:type="dxa"/>
-              <w:right w:w="100" w:type="dxa"/>
-            </w:tcMar>
-            <w:vAlign w:val="center"/>
-          </w:tcPr>
-          <w:p>
-            <w:pPr>
-              <w:spacing w:before="40" w:after="40" w:line="260" w:lineRule="auto"/>
-            </w:pPr>
-            <w:r>
-              <w:rPr>
-                <w:sz w:val="24"/>
-                <w:szCs w:val="24"/>
-              </w:rPr>
-              <w:t>Sửa theo thứ tự ưu tiên, bắt đầu từ quyền và bảo mật.</w:t>
-            </w:r>
-          </w:p>
-        </w:tc>
-        <w:tc>
-          <w:tcPr>
-            <w:tcW w:w="4254" w:type="dxa"/>
-            <w:tcMar>
-              <w:top w:w="60" w:type="dxa"/>
-              <w:left w:w="100" w:type="dxa"/>
-              <w:bottom w:w="60" w:type="dxa"/>
-              <w:right w:w="100" w:type="dxa"/>
-            </w:tcMar>
-            <w:vAlign w:val="center"/>
-          </w:tcPr>
-          <w:p>
-            <w:pPr>
-              <w:spacing w:before="40" w:after="40" w:line="260" w:lineRule="auto"/>
-            </w:pPr>
-            <w:r>
-              <w:rPr>
-                <w:sz w:val="24"/>
-                <w:szCs w:val="24"/>
-              </w:rPr>
-              <w:t>Ca bảo mật từ 50 lên 100 điểm.</w:t>
-            </w:r>
-          </w:p>
-        </w:tc>
-      </w:tr>
-      <w:tr>
-        <w:tc>
-          <w:tcPr>
-            <w:tcW w:w="900" w:type="dxa"/>
-            <w:tcMar>
-              <w:top w:w="60" w:type="dxa"/>
-              <w:left w:w="100" w:type="dxa"/>
-              <w:bottom w:w="60" w:type="dxa"/>
-              <w:right w:w="100" w:type="dxa"/>
-            </w:tcMar>
-            <w:vAlign w:val="center"/>
-          </w:tcPr>
-          <w:p>
-            <w:pPr>
-              <w:spacing w:before="40" w:after="40" w:line="260" w:lineRule="auto"/>
-              <w:jc w:val="center"/>
-            </w:pPr>
-            <w:r>
-              <w:rPr>
-                <w:sz w:val="24"/>
-                <w:szCs w:val="24"/>
-              </w:rPr>
-              <w:t>8h3</w:t>
-            </w:r>
-            <w:r>
-              <w:rPr>
-                <w:sz w:val="24"/>
-                <w:szCs w:val="24"/>
-              </w:rPr>
-              <w:t>0</w:t>
-            </w:r>
-          </w:p>
-        </w:tc>
-        <w:tc>
-          <w:tcPr>
-            <w:tcW w:w="4200" w:type="dxa"/>
-            <w:tcMar>
-              <w:top w:w="60" w:type="dxa"/>
-              <w:left w:w="100" w:type="dxa"/>
-              <w:bottom w:w="60" w:type="dxa"/>
-              <w:right w:w="100" w:type="dxa"/>
-            </w:tcMar>
-            <w:vAlign w:val="center"/>
-          </w:tcPr>
-          <w:p>
-            <w:pPr>
-              <w:spacing w:before="40" w:after="40" w:line="260" w:lineRule="auto"/>
-            </w:pPr>
-            <w:r>
-              <w:rPr>
-                <w:sz w:val="24"/>
-                <w:szCs w:val="24"/>
-              </w:rPr>
-              <w:t>Bắt buộc xác nhận trước khi tạo yêu cầu phúc tra.</w:t>
-            </w:r>
-          </w:p>
-        </w:tc>
-        <w:tc>
-          <w:tcPr>
-            <w:tcW w:w="4254" w:type="dxa"/>
-            <w:tcMar>
-              <w:top w:w="60" w:type="dxa"/>
-              <w:left w:w="100" w:type="dxa"/>
-              <w:bottom w:w="60" w:type="dxa"/>
-              <w:right w:w="100" w:type="dxa"/>
-            </w:tcMar>
-            <w:vAlign w:val="center"/>
-          </w:tcPr>
-          <w:p>
-            <w:pPr>
-              <w:spacing w:before="40" w:after="40" w:line="260" w:lineRule="auto"/>
-            </w:pPr>
-            <w:r>
-              <w:rPr>
-                <w:sz w:val="24"/>
-                <w:szCs w:val="24"/>
-              </w:rPr>
-              <w:t>Ca phê duyệt từ 0 lên 100 điểm.</w:t>
-            </w:r>
-          </w:p>
-        </w:tc>
-      </w:tr>
-      <w:tr>
-        <w:tc>
-          <w:tcPr>
-            <w:tcW w:w="900" w:type="dxa"/>
-            <w:tcMar>
-              <w:top w:w="60" w:type="dxa"/>
-              <w:left w:w="100" w:type="dxa"/>
-              <w:bottom w:w="60" w:type="dxa"/>
-              <w:right w:w="100" w:type="dxa"/>
-            </w:tcMar>
-            <w:vAlign w:val="center"/>
-          </w:tcPr>
-          <w:p>
-            <w:pPr>
-              <w:spacing w:before="40" w:after="40" w:line="260" w:lineRule="auto"/>
-              <w:jc w:val="center"/>
-            </w:pPr>
-            <w:r>
-              <w:rPr>
-                <w:sz w:val="24"/>
-                <w:szCs w:val="24"/>
-              </w:rPr>
-              <w:lastRenderedPageBreak/>
-              <w:t>8h4</w:t>
-            </w:r>
-            <w:r>
-              <w:rPr>
-                <w:sz w:val="24"/>
-                <w:szCs w:val="24"/>
-              </w:rPr>
-              <w:t>0</w:t>
-            </w:r>
-          </w:p>
-        </w:tc>
-        <w:tc>
-          <w:tcPr>
-            <w:tcW w:w="4200" w:type="dxa"/>
-            <w:tcMar>
-              <w:top w:w="60" w:type="dxa"/>
-              <w:left w:w="100" w:type="dxa"/>
-              <w:bottom w:w="60" w:type="dxa"/>
-              <w:right w:w="100" w:type="dxa"/>
-            </w:tcMar>
-            <w:vAlign w:val="center"/>
-          </w:tcPr>
-          <w:p>
-            <w:pPr>
-              <w:spacing w:before="40" w:after="40" w:line="260" w:lineRule="auto"/>
-            </w:pPr>
-            <w:r>
-              <w:rPr>
-                <w:sz w:val="24"/>
-                <w:szCs w:val="24"/>
-              </w:rPr>
-              <w:t>Lọc bỏ quy định hết hiệu lực, giữ mã quy định để dẫn nguồn.</w:t>
-            </w:r>
-          </w:p>
-        </w:tc>
-        <w:tc>
-          <w:tcPr>
-            <w:tcW w:w="4254" w:type="dxa"/>
-            <w:tcMar>
-              <w:top w:w="60" w:type="dxa"/>
-              <w:left w:w="100" w:type="dxa"/>
-              <w:bottom w:w="60" w:type="dxa"/>
-              <w:right w:w="100" w:type="dxa"/>
-            </w:tcMar>
-            <w:vAlign w:val="center"/>
-          </w:tcPr>
-          <w:p>
-            <w:pPr>
-              <w:spacing w:before="40" w:after="40" w:line="260" w:lineRule="auto"/>
-            </w:pPr>
-            <w:r>
-              <w:rPr>
-                <w:sz w:val="24"/>
-                <w:szCs w:val="24"/>
-              </w:rPr>
-              <w:t>Hai ca điểm danh từ 40 lên gần tuyệt đối.</w:t>
-            </w:r>
-          </w:p>
-        </w:tc>
-      </w:tr>
-      <w:tr>
-        <w:tc>
-          <w:tcPr>
-            <w:tcW w:w="900" w:type="dxa"/>
-            <w:tcMar>
-              <w:top w:w="60" w:type="dxa"/>
-              <w:left w:w="100" w:type="dxa"/>
-              <w:bottom w:w="60" w:type="dxa"/>
-              <w:right w:w="100" w:type="dxa"/>
-            </w:tcMar>
-            <w:vAlign w:val="center"/>
-          </w:tcPr>
-          <w:p>
-            <w:pPr>
-              <w:spacing w:before="40" w:after="40" w:line="260" w:lineRule="auto"/>
-              <w:jc w:val="center"/>
-            </w:pPr>
-            <w:r>
-              <w:rPr>
-                <w:sz w:val="24"/>
-                <w:szCs w:val="24"/>
-              </w:rPr>
-              <w:t>9h</w:t>
-            </w:r>
-          </w:p>
-        </w:tc>
-        <w:tc>
-          <w:tcPr>
-            <w:tcW w:w="4200" w:type="dxa"/>
-            <w:tcMar>
-              <w:top w:w="60" w:type="dxa"/>
-              <w:left w:w="100" w:type="dxa"/>
-              <w:bottom w:w="60" w:type="dxa"/>
-              <w:right w:w="100" w:type="dxa"/>
-            </w:tcMar>
-            <w:vAlign w:val="center"/>
-          </w:tcPr>
-          <w:p>
-            <w:pPr>
-              <w:spacing w:before="40" w:after="40" w:line="260" w:lineRule="auto"/>
-            </w:pPr>
-            <w:r>
-              <w:rPr>
-                <w:sz w:val="24"/>
-                <w:szCs w:val="24"/>
-              </w:rPr>
-              <w:t>Thêm cơ chế thử lại có giới hạn và chuyển cán bộ khi công cụ lỗi.</w:t>
-            </w:r>
-          </w:p>
-        </w:tc>
-        <w:tc>
-          <w:tcPr>
-            <w:tcW w:w="4254" w:type="dxa"/>
-            <w:tcMar>
-              <w:top w:w="60" w:type="dxa"/>
-              <w:left w:w="100" w:type="dxa"/>
-              <w:bottom w:w="60" w:type="dxa"/>
-              <w:right w:w="100" w:type="dxa"/>
-            </w:tcMar>
-            <w:vAlign w:val="center"/>
-          </w:tcPr>
-          <w:p>
-            <w:pPr>
-              <w:spacing w:before="40" w:after="40" w:line="260" w:lineRule="auto"/>
-            </w:pPr>
-            <w:r>
-              <w:rPr>
-                <w:sz w:val="24"/>
-                <w:szCs w:val="24"/>
-              </w:rPr>
-              <w:t>Ca timeout từ 25 lên 100 điểm.</w:t>
-            </w:r>
-          </w:p>
-        </w:tc>
-      </w:tr>
-      <w:tr>
-        <w:tc>
-          <w:tcPr>
-            <w:tcW w:w="900" w:type="dxa"/>
-            <w:tcMar>
-              <w:top w:w="60" w:type="dxa"/>
-              <w:left w:w="100" w:type="dxa"/>
-              <w:bottom w:w="60" w:type="dxa"/>
-              <w:right w:w="100" w:type="dxa"/>
-            </w:tcMar>
-            <w:vAlign w:val="center"/>
-          </w:tcPr>
-          <w:p>
-            <w:pPr>
-              <w:spacing w:before="40" w:after="40" w:line="260" w:lineRule="auto"/>
-              <w:jc w:val="center"/>
-            </w:pPr>
-            <w:r>
-              <w:rPr>
-                <w:sz w:val="24"/>
-                <w:szCs w:val="24"/>
-              </w:rPr>
-              <w:t>9h1</w:t>
-            </w:r>
-            <w:r>
-              <w:rPr>
-                <w:sz w:val="24"/>
-                <w:szCs w:val="24"/>
-              </w:rPr>
-              <w:t>0</w:t>
-            </w:r>
-          </w:p>
-        </w:tc>
-        <w:tc>
-          <w:tcPr>
-            <w:tcW w:w="4200" w:type="dxa"/>
-            <w:tcMar>
-              <w:top w:w="60" w:type="dxa"/>
-              <w:left w:w="100" w:type="dxa"/>
-              <w:bottom w:w="60" w:type="dxa"/>
-              <w:right w:w="100" w:type="dxa"/>
-            </w:tcMar>
-            <w:vAlign w:val="center"/>
-          </w:tcPr>
-          <w:p>
-            <w:pPr>
-              <w:spacing w:before="40" w:after="40" w:line="260" w:lineRule="auto"/>
-            </w:pPr>
-            <w:r>
-              <w:rPr>
-                <w:sz w:val="24"/>
-                <w:szCs w:val="24"/>
-              </w:rPr>
-              <w:t>Sau khi tạo bản ghi thì kiểm tra lại trong database rồi mới kết luận.</w:t>
-            </w:r>
-          </w:p>
-        </w:tc>
-        <w:tc>
-          <w:tcPr>
-            <w:tcW w:w="4254" w:type="dxa"/>
-            <w:tcMar>
-              <w:top w:w="60" w:type="dxa"/>
-              <w:left w:w="100" w:type="dxa"/>
-              <w:bottom w:w="60" w:type="dxa"/>
-              <w:right w:w="100" w:type="dxa"/>
-            </w:tcMar>
-            <w:vAlign w:val="center"/>
-          </w:tcPr>
-          <w:p>
-            <w:pPr>
-              <w:spacing w:before="40" w:after="40" w:line="260" w:lineRule="auto"/>
-            </w:pPr>
-            <w:r>
-              <w:rPr>
-                <w:sz w:val="24"/>
-                <w:szCs w:val="24"/>
-              </w:rPr>
-              <w:t>Agent không còn nói “đã xong” khi thật ra chưa xong.</w:t>
-            </w:r>
-          </w:p>
-        </w:tc>
-      </w:tr>
-      <w:tr>
-        <w:tc>
-          <w:tcPr>
-            <w:tcW w:w="900" w:type="dxa"/>
-            <w:tcMar>
-              <w:top w:w="60" w:type="dxa"/>
-              <w:left w:w="100" w:type="dxa"/>
-              <w:bottom w:w="60" w:type="dxa"/>
-              <w:right w:w="100" w:type="dxa"/>
-            </w:tcMar>
-            <w:vAlign w:val="center"/>
-          </w:tcPr>
-          <w:p>
-            <w:pPr>
-              <w:spacing w:before="40" w:after="40" w:line="260" w:lineRule="auto"/>
-              <w:jc w:val="center"/>
-            </w:pPr>
-            <w:r>
-              <w:rPr>
-                <w:sz w:val="24"/>
-                <w:szCs w:val="24"/>
-              </w:rPr>
-              <w:t>9h20</w:t>
-            </w:r>
-          </w:p>
-        </w:tc>
-        <w:tc>
-          <w:tcPr>
-            <w:tcW w:w="4200" w:type="dxa"/>
-            <w:tcMar>
-              <w:top w:w="60" w:type="dxa"/>
-              <w:left w:w="100" w:type="dxa"/>
-              <w:bottom w:w="60" w:type="dxa"/>
-              <w:right w:w="100" w:type="dxa"/>
-            </w:tcMar>
-            <w:vAlign w:val="center"/>
-          </w:tcPr>
-          <w:p>
-            <w:pPr>
-              <w:spacing w:before="40" w:after="40" w:line="260" w:lineRule="auto"/>
-            </w:pPr>
-            <w:r>
-              <w:rPr>
-                <w:sz w:val="24"/>
-                <w:szCs w:val="24"/>
-              </w:rPr>
-              <w:t>Viết 10 ca kiểm thử của riêng đội.</w:t>
-            </w:r>
-          </w:p>
-        </w:tc>
-        <w:tc>
-          <w:tcPr>
-            <w:tcW w:w="4254" w:type="dxa"/>
-            <w:tcMar>
-              <w:top w:w="60" w:type="dxa"/>
-              <w:left w:w="100" w:type="dxa"/>
-              <w:bottom w:w="60" w:type="dxa"/>
-              <w:right w:w="100" w:type="dxa"/>
-            </w:tcMar>
-            <w:vAlign w:val="center"/>
-          </w:tcPr>
-          <w:p>
-            <w:pPr>
-              <w:spacing w:before="40" w:after="40" w:line="260" w:lineRule="auto"/>
-            </w:pPr>
-            <w:r>
-              <w:rPr>
-                <w:sz w:val="24"/>
-                <w:szCs w:val="24"/>
-              </w:rPr>
-              <w:t>3 ca thuận lợi, 3 ca lỗi và phục hồi, 2 ca bảo mật, 2 ca thiếu thông tin.</w:t>
-            </w:r>
-          </w:p>
-        </w:tc>
-      </w:tr>
-      <w:tr>
-        <w:tc>
-          <w:tcPr>
-            <w:tcW w:w="900" w:type="dxa"/>
-            <w:tcMar>
-              <w:top w:w="60" w:type="dxa"/>
-              <w:left w:w="100" w:type="dxa"/>
-              <w:bottom w:w="60" w:type="dxa"/>
-              <w:right w:w="100" w:type="dxa"/>
-            </w:tcMar>
-            <w:vAlign w:val="center"/>
-          </w:tcPr>
-          <w:p>
-            <w:pPr>
-              <w:spacing w:before="40" w:after="40" w:line="260" w:lineRule="auto"/>
-              <w:jc w:val="center"/>
-            </w:pPr>
-            <w:r>
-              <w:rPr>
-                <w:sz w:val="24"/>
-                <w:szCs w:val="24"/>
-              </w:rPr>
-              <w:t>9h3</w:t>
-            </w:r>
-            <w:r>
-              <w:rPr>
-                <w:sz w:val="24"/>
-                <w:szCs w:val="24"/>
-              </w:rPr>
-              <w:t>0</w:t>
-            </w:r>
-          </w:p>
-        </w:tc>
-        <w:tc>
-          <w:tcPr>
-            <w:tcW w:w="4200" w:type="dxa"/>
-            <w:tcMar>
-              <w:top w:w="60" w:type="dxa"/>
-              <w:left w:w="100" w:type="dxa"/>
-              <w:bottom w:w="60" w:type="dxa"/>
-              <w:right w:w="100" w:type="dxa"/>
-            </w:tcMar>
-            <w:vAlign w:val="center"/>
-          </w:tcPr>
-          <w:p>
-            <w:pPr>
-              <w:spacing w:before="40" w:after="40" w:line="260" w:lineRule="auto"/>
-            </w:pPr>
-            <w:r>
-              <w:rPr>
-                <w:sz w:val="24"/>
-                <w:szCs w:val="24"/>
-              </w:rPr>
-              <w:t>Ban Tổ chức bật sự cố mô phỏng: API điểm danh timeout đồng loạt.</w:t>
-            </w:r>
-          </w:p>
-        </w:tc>
-        <w:tc>
-          <w:tcPr>
-            <w:tcW w:w="4254" w:type="dxa"/>
-            <w:tcMar>
-              <w:top w:w="60" w:type="dxa"/>
-              <w:left w:w="100" w:type="dxa"/>
-              <w:bottom w:w="60" w:type="dxa"/>
-              <w:right w:w="100" w:type="dxa"/>
-            </w:tcMar>
-            <w:vAlign w:val="center"/>
-          </w:tcPr>
-          <w:p>
-            <w:pPr>
-              <w:spacing w:before="40" w:after="40" w:line="260" w:lineRule="auto"/>
-            </w:pPr>
-            <w:r>
-              <w:rPr>
-                <w:sz w:val="24"/>
-                <w:szCs w:val="24"/>
-              </w:rPr>
-              <w:t>Agent của đội chuyển cán bộ thay vì bịa số liệu.</w:t>
-            </w:r>
-          </w:p>
-        </w:tc>
-      </w:tr>
-      <w:tr>
-        <w:tc>
-          <w:tcPr>
-            <w:tcW w:w="900" w:type="dxa"/>
-            <w:tcMar>
-              <w:top w:w="60" w:type="dxa"/>
-              <w:left w:w="100" w:type="dxa"/>
-              <w:bottom w:w="60" w:type="dxa"/>
-              <w:right w:w="100" w:type="dxa"/>
-            </w:tcMar>
-            <w:vAlign w:val="center"/>
-          </w:tcPr>
-          <w:p>
-            <w:pPr>
-              <w:spacing w:before="40" w:after="40" w:line="260" w:lineRule="auto"/>
-              <w:jc w:val="center"/>
-            </w:pPr>
-            <w:r>
-              <w:rPr>
-                <w:sz w:val="24"/>
-                <w:szCs w:val="24"/>
-              </w:rPr>
-              <w:t>10h0</w:t>
-            </w:r>
-            <w:r>
-              <w:rPr>
-                <w:sz w:val="24"/>
-                <w:szCs w:val="24"/>
-              </w:rPr>
-              <w:t>0</w:t>
-            </w:r>
-          </w:p>
-        </w:tc>
-        <w:tc>
-          <w:tcPr>
-            <w:tcW w:w="4200" w:type="dxa"/>
-            <w:tcMar>
-              <w:top w:w="60" w:type="dxa"/>
-              <w:left w:w="100" w:type="dxa"/>
-              <w:bottom w:w="60" w:type="dxa"/>
-              <w:right w:w="100" w:type="dxa"/>
-            </w:tcMar>
-            <w:vAlign w:val="center"/>
-          </w:tcPr>
-          <w:p>
-            <w:pPr>
-              <w:spacing w:before="40" w:after="40" w:line="260" w:lineRule="auto"/>
-            </w:pPr>
-            <w:r>
-              <w:rPr>
-                <w:sz w:val="24"/>
-                <w:szCs w:val="24"/>
-              </w:rPr>
-              <w:t>Nộp bài và khóa mã nguồn.</w:t>
-            </w:r>
-          </w:p>
-        </w:tc>
-        <w:tc>
-          <w:tcPr>
-            <w:tcW w:w="4254" w:type="dxa"/>
-            <w:tcMar>
-              <w:top w:w="60" w:type="dxa"/>
-              <w:left w:w="100" w:type="dxa"/>
-              <w:bottom w:w="60" w:type="dxa"/>
-              <w:right w:w="100" w:type="dxa"/>
-            </w:tcMar>
-            <w:vAlign w:val="center"/>
-          </w:tcPr>
-          <w:p>
-            <w:pPr>
-              <w:spacing w:before="40" w:after="40" w:line="260" w:lineRule="auto"/>
-            </w:pPr>
-            <w:r>
-              <w:rPr>
-                <w:sz w:val="24"/>
-                <w:szCs w:val="24"/>
-              </w:rPr>
-              <w:t>Điểm công khai 91,50/100.</w:t>
-            </w:r>
-          </w:p>
-        </w:tc>
-      </w:tr>
-      <w:tr>
-        <w:tc>
-          <w:tcPr>
-            <w:tcW w:w="900" w:type="dxa"/>
-            <w:tcMar>
-              <w:top w:w="60" w:type="dxa"/>
-              <w:left w:w="100" w:type="dxa"/>
-              <w:bottom w:w="60" w:type="dxa"/>
-              <w:right w:w="100" w:type="dxa"/>
-            </w:tcMar>
-            <w:vAlign w:val="center"/>
-          </w:tcPr>
-          <w:p>
-            <w:pPr>
-              <w:spacing w:before="40" w:after="40" w:line="260" w:lineRule="auto"/>
-              <w:jc w:val="center"/>
-            </w:pPr>
-            <w:r>
-              <w:rPr>
-                <w:sz w:val="24"/>
-                <w:szCs w:val="24"/>
-              </w:rPr>
-              <w:t>10h0</w:t>
-            </w:r>
-            <w:r>
-              <w:rPr>
-                <w:sz w:val="24"/>
-                <w:szCs w:val="24"/>
-              </w:rPr>
-              <w:t>5</w:t>
-            </w:r>
-          </w:p>
-        </w:tc>
-        <w:tc>
-          <w:tcPr>
-            <w:tcW w:w="4200" w:type="dxa"/>
-            <w:tcMar>
-              <w:top w:w="60" w:type="dxa"/>
-              <w:left w:w="100" w:type="dxa"/>
-              <w:bottom w:w="60" w:type="dxa"/>
-              <w:right w:w="100" w:type="dxa"/>
-            </w:tcMar>
-            <w:vAlign w:val="center"/>
-          </w:tcPr>
-          <w:p>
-            <w:pPr>
-              <w:spacing w:before="40" w:after="40" w:line="260" w:lineRule="auto"/>
-            </w:pPr>
-            <w:r>
-              <w:rPr>
-                <w:sz w:val="24"/>
-                <w:szCs w:val="24"/>
-              </w:rPr>
-              <w:t>Engineering Review: giám khảo chỉ 02 trace bất kỳ, yêu cầu giải thích.</w:t>
-            </w:r>
-          </w:p>
-        </w:tc>
-        <w:tc>
-          <w:tcPr>
-            <w:tcW w:w="4254" w:type="dxa"/>
-            <w:tcMar>
-              <w:top w:w="60" w:type="dxa"/>
-              <w:left w:w="100" w:type="dxa"/>
-              <w:bottom w:w="60" w:type="dxa"/>
-              <w:right w:w="100" w:type="dxa"/>
-            </w:tcMar>
-            <w:vAlign w:val="center"/>
-          </w:tcPr>
-          <w:p>
-            <w:pPr>
-              <w:spacing w:before="40" w:after="40" w:line="260" w:lineRule="auto"/>
-            </w:pPr>
-            <w:r>
-              <w:rPr>
-                <w:sz w:val="24"/>
-                <w:szCs w:val="24"/>
-              </w:rPr>
-              <w:t>Cả 4 thành viên đều phải nói được mình sửa phần nào. Ngà</w:t>
-            </w:r>
-            <w:r>
-              <w:rPr>
-                <w:sz w:val="24"/>
-                <w:szCs w:val="24"/>
-              </w:rPr>
-              <w:t>y 20/10 đội biết mình lọt Top 15</w:t>
-            </w:r>
-            <w:r>
-              <w:rPr>
-                <w:sz w:val="24"/>
-                <w:szCs w:val="24"/>
-              </w:rPr>
-              <w:t>.</w:t>
+              <w:t xml:space="preserve">Slides trình bày + demo nếu có </w:t>
             </w:r>
           </w:p>
         </w:tc>
@@ -4074,69 +3290,6 @@
         <w:jc w:val="both"/>
       </w:pPr>
     </w:p>
-    <w:tbl>
-      <w:tblPr>
-        <w:tblW w:w="9354" w:type="dxa"/>
-        <w:tblBorders>
-          <w:top w:val="single" w:sz="4" w:space="0" w:color="auto"/>
-          <w:left w:val="single" w:sz="4" w:space="0" w:color="auto"/>
-          <w:bottom w:val="single" w:sz="4" w:space="0" w:color="auto"/>
-          <w:right w:val="single" w:sz="4" w:space="0" w:color="auto"/>
-          <w:insideH w:val="single" w:sz="4" w:space="0" w:color="auto"/>
-          <w:insideV w:val="single" w:sz="4" w:space="0" w:color="auto"/>
-        </w:tblBorders>
-        <w:tblCellMar>
-          <w:left w:w="10" w:type="dxa"/>
-          <w:right w:w="10" w:type="dxa"/>
-        </w:tblCellMar>
-        <w:tblLook w:val="0000" w:firstRow="0" w:lastRow="0" w:firstColumn="0" w:lastColumn="0" w:noHBand="0" w:noVBand="0"/>
-      </w:tblPr>
-      <w:tblGrid>
-        <w:gridCol w:w="9354"/>
-      </w:tblGrid>
-      <w:tr>
-        <w:tc>
-          <w:tcPr>
-            <w:tcW w:w="9354" w:type="dxa"/>
-            <w:shd w:val="clear" w:color="auto" w:fill="FFF2CC"/>
-            <w:tcMar>
-              <w:top w:w="120" w:type="dxa"/>
-              <w:left w:w="160" w:type="dxa"/>
-              <w:bottom w:w="120" w:type="dxa"/>
-              <w:right w:w="160" w:type="dxa"/>
-            </w:tcMar>
-          </w:tcPr>
-          <w:p>
-            <w:pPr>
-              <w:spacing w:after="80" w:line="276" w:lineRule="auto"/>
-              <w:jc w:val="both"/>
-            </w:pPr>
-            <w:r>
-              <w:rPr>
-                <w:b/>
-                <w:bCs/>
-                <w:sz w:val="24"/>
-                <w:szCs w:val="24"/>
-              </w:rPr>
-              <w:t>Vì sao điểm ẩn thấp hơn điểm công khai</w:t>
-            </w:r>
-          </w:p>
-          <w:p>
-            <w:pPr>
-              <w:spacing w:line="276" w:lineRule="auto"/>
-              <w:jc w:val="both"/>
-            </w:pPr>
-            <w:r>
-              <w:rPr>
-                <w:sz w:val="24"/>
-                <w:szCs w:val="24"/>
-              </w:rPr>
-              <w:t>Điểm chính thức không chấm bằng bộ kiểm thử em nhìn thấy. Ban Tổ chức chấm bằng một bộ khác, cùng logic nhưng đổi cách diễn đạt, đổi mã môn học và đổi mã sinh viên. Vì vậy cách viết “nếu mã ca thi là P-ATT-01 thì trả lời không đủ điều kiện” sẽ đạt điểm cao ở bản công khai và bằng 0 ở bản chấm thật.</w:t>
-            </w:r>
-          </w:p>
-        </w:tc>
-      </w:tr>
-    </w:tbl>
     <w:p>
       <w:pPr>
         <w:spacing w:before="200" w:after="100" w:line="276" w:lineRule="auto"/>
@@ -4230,6 +3383,7 @@
           <w:b/>
           <w:bCs/>
         </w:rPr>
+        <w:lastRenderedPageBreak/>
         <w:t>Chặng 5 (thứ Bảy 31</w:t>
       </w:r>
       <w:r>
@@ -4309,7 +3463,6 @@
                 <w:sz w:val="24"/>
                 <w:szCs w:val="24"/>
               </w:rPr>
-              <w:lastRenderedPageBreak/>
               <w:t>Khung giờ</w:t>
             </w:r>
           </w:p>
@@ -5179,6 +4332,7 @@
         <w:jc w:val="both"/>
       </w:pPr>
       <w:r>
+        <w:lastRenderedPageBreak/>
         <w:t>Được. Vòng Kỹ thuật không yêu cầu huấn luyện mô hình. Em nhận một chương trình đã chạy được và sửa nó, giống như sửa bug trong một dự án phần mềm bình thường. Ba buổi training đủ để bắt đầu.</w:t>
       </w:r>
     </w:p>
@@ -5201,7 +4355,6 @@
         <w:jc w:val="both"/>
       </w:pPr>
       <w:r>
-        <w:lastRenderedPageBreak/>
         <w:t>Kinh nghiệm hợp lý: chuẩn bị dữ liệu, khung dự án và các công cụ cơ bản; cố tình để lại cho ngày thi những phần có thể làm trong 05 giờ như ràng buộc an toàn, bộ ca kiểm thử và phần triển khai. Chuẩn bị quá nhiều thì mất điểm thi tại chỗ, chuẩn bị quá ít thì không kịp.</w:t>
       </w:r>
     </w:p>
@@ -5400,16 +4553,7 @@
                 <w:sz w:val="24"/>
                 <w:szCs w:val="24"/>
               </w:rPr>
-              <w:t>Một Agent nói hay mà làm sai thì nguy hiểm hơn một Agent không nói gì. Việc của em không phải là làm cho A</w:t>
-            </w:r>
-            <w:bookmarkStart w:id="0" w:name="_GoBack"/>
-            <w:bookmarkEnd w:id="0"/>
-            <w:r>
-              <w:rPr>
-                <w:sz w:val="24"/>
-                <w:szCs w:val="24"/>
-              </w:rPr>
-              <w:t>I trả lời trôi chảy, mà là làm cho nó chỉ dám khẳng định những điều nó đã kiểm chứng được.</w:t>
+              <w:t>Một Agent nói hay mà làm sai thì nguy hiểm hơn một Agent không nói gì. Việc của em không phải là làm cho AI trả lời trôi chảy, mà là làm cho nó chỉ dám khẳng định những điều nó đã kiểm chứng được.</w:t>
             </w:r>
           </w:p>
         </w:tc>
